--- a/7 Spoiled and Damaged Items.docx
+++ b/7 Spoiled and Damaged Items.docx
@@ -492,6 +492,20 @@
         <w:rPr>
           <w:rFonts w:cstheme="minorHAnsi"/>
         </w:rPr>
+        <w:t>Fill in the “Storehouse Instructions” box</w:t>
+      </w:r>
+    </w:p>
+    <w:p>
+      <w:pPr>
+        <w:spacing w:line="240" w:lineRule="auto"/>
+        <w:rPr>
+          <w:rFonts w:cstheme="minorHAnsi"/>
+        </w:rPr>
+      </w:pPr>
+      <w:r>
+        <w:rPr>
+          <w:rFonts w:cstheme="minorHAnsi"/>
+        </w:rPr>
         <w:t xml:space="preserve">Then </w:t>
       </w:r>
       <w:r>
@@ -1024,6 +1038,7 @@
         </w:rPr>
         <w:t xml:space="preserve"> the spoilage/damaged </w:t>
       </w:r>
+      <w:proofErr w:type="gramStart"/>
       <w:r>
         <w:rPr>
           <w:rFonts w:cstheme="minorHAnsi"/>
@@ -1034,7 +1049,14 @@
         <w:rPr>
           <w:rFonts w:cstheme="minorHAnsi"/>
         </w:rPr>
-        <w:t xml:space="preserve">, and </w:t>
+        <w:t>, and</w:t>
+      </w:r>
+      <w:proofErr w:type="gramEnd"/>
+      <w:r>
+        <w:rPr>
+          <w:rFonts w:cstheme="minorHAnsi"/>
+        </w:rPr>
+        <w:t xml:space="preserve"> </w:t>
       </w:r>
       <w:r>
         <w:rPr>
@@ -1066,21 +1088,51 @@
           <w:bCs/>
           <w:highlight w:val="yellow"/>
         </w:rPr>
-        <w:t xml:space="preserve">IMPORTANT: </w:t>
-      </w:r>
+        <w:t>IMPORTANT</w:t>
+      </w:r>
+      <w:proofErr w:type="gramStart"/>
       <w:r>
         <w:rPr>
           <w:b/>
           <w:bCs/>
           <w:highlight w:val="yellow"/>
         </w:rPr>
+        <w:t xml:space="preserve">: </w:t>
+      </w:r>
+      <w:r>
+        <w:rPr>
+          <w:b/>
+          <w:bCs/>
+          <w:highlight w:val="yellow"/>
+        </w:rPr>
         <w:t xml:space="preserve"> </w:t>
       </w:r>
       <w:r>
         <w:rPr>
           <w:highlight w:val="yellow"/>
         </w:rPr>
-        <w:t xml:space="preserve">If an item from the Home Storage Center is torn, broken, leaking, dented, etc., do not enter that item on the Spoiled/Damaged list. Instead, the HSC missionaries are required to report that damage or spoilage to Alan Child at 801-499-2919. Then they are to dispose of it in the dumpster. It may not be given to patrons, service missionaries, volunteers, or anyone else. </w:t>
+        <w:t>If</w:t>
+      </w:r>
+      <w:proofErr w:type="gramEnd"/>
+      <w:r>
+        <w:rPr>
+          <w:highlight w:val="yellow"/>
+        </w:rPr>
+        <w:t xml:space="preserve"> an item from the Home Storage Center is torn, broken, </w:t>
+      </w:r>
+      <w:proofErr w:type="gramStart"/>
+      <w:r>
+        <w:rPr>
+          <w:highlight w:val="yellow"/>
+        </w:rPr>
+        <w:t>leaking</w:t>
+      </w:r>
+      <w:proofErr w:type="gramEnd"/>
+      <w:r>
+        <w:rPr>
+          <w:highlight w:val="yellow"/>
+        </w:rPr>
+        <w:t xml:space="preserve">, dented, etc., do not enter that item on the Spoiled/Damaged list. Instead, the HSC missionaries are required to report that damage or spoilage to Alan Child at 801-499-2919. Then they are to dispose of it in the dumpster. It may not be given to patrons, service missionaries, volunteers, or anyone else. </w:t>
       </w:r>
     </w:p>
     <w:p>
@@ -1141,20 +1193,13 @@
         <w:t xml:space="preserve">. </w:t>
       </w:r>
     </w:p>
-    <w:p>
-      <w:pPr>
-        <w:rPr>
-          <w:u w:val="single"/>
-        </w:rPr>
-      </w:pPr>
-      <w:r>
-        <w:rPr>
-          <w:u w:val="single"/>
-        </w:rPr>
-        <w:t xml:space="preserve"> </w:t>
-      </w:r>
-    </w:p>
     <w:sectPr>
+      <w:headerReference w:type="even" r:id="rId7"/>
+      <w:headerReference w:type="default" r:id="rId8"/>
+      <w:footerReference w:type="even" r:id="rId9"/>
+      <w:footerReference w:type="default" r:id="rId10"/>
+      <w:headerReference w:type="first" r:id="rId11"/>
+      <w:footerReference w:type="first" r:id="rId12"/>
       <w:pgSz w:w="12240" w:h="15840"/>
       <w:pgMar w:top="1152" w:right="1152" w:bottom="1152" w:left="1440" w:header="720" w:footer="720" w:gutter="0"/>
       <w:cols w:space="720"/>
@@ -1162,6 +1207,153 @@
     </w:sectPr>
   </w:body>
 </w:document>
+</file>
+
+<file path=word/endnotes.xml><?xml version="1.0" encoding="utf-8"?>
+<w:endnotes xmlns:wpc="http://schemas.microsoft.com/office/word/2010/wordprocessingCanvas" xmlns:cx="http://schemas.microsoft.com/office/drawing/2014/chartex" xmlns:cx1="http://schemas.microsoft.com/office/drawing/2015/9/8/chartex" xmlns:cx2="http://schemas.microsoft.com/office/drawing/2015/10/21/chartex" xmlns:cx3="http://schemas.microsoft.com/office/drawing/2016/5/9/chartex" xmlns:cx4="http://schemas.microsoft.com/office/drawing/2016/5/10/chartex" xmlns:cx5="http://schemas.microsoft.com/office/drawing/2016/5/11/chartex" xmlns:cx6="http://schemas.microsoft.com/office/drawing/2016/5/12/chartex" xmlns:cx7="http://schemas.microsoft.com/office/drawing/2016/5/13/chartex" xmlns:cx8="http://schemas.microsoft.com/office/drawing/2016/5/14/chartex" xmlns:mc="http://schemas.openxmlformats.org/markup-compatibility/2006" xmlns:aink="http://schemas.microsoft.com/office/drawing/2016/ink" xmlns:am3d="http://schemas.microsoft.com/office/drawing/2017/model3d" xmlns:o="urn:schemas-microsoft-com:office:office" xmlns:oel="http://schemas.microsoft.com/office/2019/extlst" xmlns:r="http://schemas.openxmlformats.org/officeDocument/2006/relationships" xmlns:m="http://schemas.openxmlformats.org/officeDocument/2006/math" xmlns:v="urn:schemas-microsoft-com:vml" xmlns:wp14="http://schemas.microsoft.com/office/word/2010/wordprocessingDrawing" xmlns:wp="http://schemas.openxmlformats.org/drawingml/2006/wordprocessingDrawing" xmlns:w10="urn:schemas-microsoft-com:office:word" xmlns:w="http://schemas.openxmlformats.org/wordprocessingml/2006/main" xmlns:w14="http://schemas.microsoft.com/office/word/2010/wordml" xmlns:w15="http://schemas.microsoft.com/office/word/2012/wordml" xmlns:w16cex="http://schemas.microsoft.com/office/word/2018/wordml/cex" xmlns:w16cid="http://schemas.microsoft.com/office/word/2016/wordml/cid" xmlns:w16="http://schemas.microsoft.com/office/word/2018/wordml" xmlns:w16du="http://schemas.microsoft.com/office/word/2023/wordml/word16du" xmlns:w16sdtdh="http://schemas.microsoft.com/office/word/2020/wordml/sdtdatahash" xmlns:w16sdtfl="http://schemas.microsoft.com/office/word/2024/wordml/sdtformatlock" xmlns:w16se="http://schemas.microsoft.com/office/word/2015/wordml/symex" xmlns:wpg="http://schemas.microsoft.com/office/word/2010/wordprocessingGroup" xmlns:wpi="http://schemas.microsoft.com/office/word/2010/wordprocessingInk" xmlns:wne="http://schemas.microsoft.com/office/word/2006/wordml" xmlns:wps="http://schemas.microsoft.com/office/word/2010/wordprocessingShape" mc:Ignorable="w14 w15 w16se w16cid w16 w16cex w16sdtdh w16sdtfl w16du wp14">
+  <w:endnote w:type="separator" w:id="-1">
+    <w:p>
+      <w:pPr>
+        <w:spacing w:after="0" w:line="240" w:lineRule="auto"/>
+      </w:pPr>
+      <w:r>
+        <w:separator/>
+      </w:r>
+    </w:p>
+  </w:endnote>
+  <w:endnote w:type="continuationSeparator" w:id="0">
+    <w:p>
+      <w:pPr>
+        <w:spacing w:after="0" w:line="240" w:lineRule="auto"/>
+      </w:pPr>
+      <w:r>
+        <w:continuationSeparator/>
+      </w:r>
+    </w:p>
+  </w:endnote>
+</w:endnotes>
+</file>
+
+<file path=word/footer1.xml><?xml version="1.0" encoding="utf-8"?>
+<w:ftr xmlns:wpc="http://schemas.microsoft.com/office/word/2010/wordprocessingCanvas" xmlns:cx="http://schemas.microsoft.com/office/drawing/2014/chartex" xmlns:cx1="http://schemas.microsoft.com/office/drawing/2015/9/8/chartex" xmlns:cx2="http://schemas.microsoft.com/office/drawing/2015/10/21/chartex" xmlns:cx3="http://schemas.microsoft.com/office/drawing/2016/5/9/chartex" xmlns:cx4="http://schemas.microsoft.com/office/drawing/2016/5/10/chartex" xmlns:cx5="http://schemas.microsoft.com/office/drawing/2016/5/11/chartex" xmlns:cx6="http://schemas.microsoft.com/office/drawing/2016/5/12/chartex" xmlns:cx7="http://schemas.microsoft.com/office/drawing/2016/5/13/chartex" xmlns:cx8="http://schemas.microsoft.com/office/drawing/2016/5/14/chartex" xmlns:mc="http://schemas.openxmlformats.org/markup-compatibility/2006" xmlns:aink="http://schemas.microsoft.com/office/drawing/2016/ink" xmlns:am3d="http://schemas.microsoft.com/office/drawing/2017/model3d" xmlns:o="urn:schemas-microsoft-com:office:office" xmlns:oel="http://schemas.microsoft.com/office/2019/extlst" xmlns:r="http://schemas.openxmlformats.org/officeDocument/2006/relationships" xmlns:m="http://schemas.openxmlformats.org/officeDocument/2006/math" xmlns:v="urn:schemas-microsoft-com:vml" xmlns:wp14="http://schemas.microsoft.com/office/word/2010/wordprocessingDrawing" xmlns:wp="http://schemas.openxmlformats.org/drawingml/2006/wordprocessingDrawing" xmlns:w10="urn:schemas-microsoft-com:office:word" xmlns:w="http://schemas.openxmlformats.org/wordprocessingml/2006/main" xmlns:w14="http://schemas.microsoft.com/office/word/2010/wordml" xmlns:w15="http://schemas.microsoft.com/office/word/2012/wordml" xmlns:w16cex="http://schemas.microsoft.com/office/word/2018/wordml/cex" xmlns:w16cid="http://schemas.microsoft.com/office/word/2016/wordml/cid" xmlns:w16="http://schemas.microsoft.com/office/word/2018/wordml" xmlns:w16du="http://schemas.microsoft.com/office/word/2023/wordml/word16du" xmlns:w16sdtdh="http://schemas.microsoft.com/office/word/2020/wordml/sdtdatahash" xmlns:w16sdtfl="http://schemas.microsoft.com/office/word/2024/wordml/sdtformatlock" xmlns:w16se="http://schemas.microsoft.com/office/word/2015/wordml/symex" xmlns:wpg="http://schemas.microsoft.com/office/word/2010/wordprocessingGroup" xmlns:wpi="http://schemas.microsoft.com/office/word/2010/wordprocessingInk" xmlns:wne="http://schemas.microsoft.com/office/word/2006/wordml" xmlns:wps="http://schemas.microsoft.com/office/word/2010/wordprocessingShape" mc:Ignorable="w14 w15 w16se w16cid w16 w16cex w16sdtdh w16sdtfl w16du wp14">
+  <w:p>
+    <w:pPr>
+      <w:pStyle w:val="Footer"/>
+    </w:pPr>
+  </w:p>
+</w:ftr>
+</file>
+
+<file path=word/footer2.xml><?xml version="1.0" encoding="utf-8"?>
+<w:ftr xmlns:wpc="http://schemas.microsoft.com/office/word/2010/wordprocessingCanvas" xmlns:cx="http://schemas.microsoft.com/office/drawing/2014/chartex" xmlns:cx1="http://schemas.microsoft.com/office/drawing/2015/9/8/chartex" xmlns:cx2="http://schemas.microsoft.com/office/drawing/2015/10/21/chartex" xmlns:cx3="http://schemas.microsoft.com/office/drawing/2016/5/9/chartex" xmlns:cx4="http://schemas.microsoft.com/office/drawing/2016/5/10/chartex" xmlns:cx5="http://schemas.microsoft.com/office/drawing/2016/5/11/chartex" xmlns:cx6="http://schemas.microsoft.com/office/drawing/2016/5/12/chartex" xmlns:cx7="http://schemas.microsoft.com/office/drawing/2016/5/13/chartex" xmlns:cx8="http://schemas.microsoft.com/office/drawing/2016/5/14/chartex" xmlns:mc="http://schemas.openxmlformats.org/markup-compatibility/2006" xmlns:aink="http://schemas.microsoft.com/office/drawing/2016/ink" xmlns:am3d="http://schemas.microsoft.com/office/drawing/2017/model3d" xmlns:o="urn:schemas-microsoft-com:office:office" xmlns:oel="http://schemas.microsoft.com/office/2019/extlst" xmlns:r="http://schemas.openxmlformats.org/officeDocument/2006/relationships" xmlns:m="http://schemas.openxmlformats.org/officeDocument/2006/math" xmlns:v="urn:schemas-microsoft-com:vml" xmlns:wp14="http://schemas.microsoft.com/office/word/2010/wordprocessingDrawing" xmlns:wp="http://schemas.openxmlformats.org/drawingml/2006/wordprocessingDrawing" xmlns:w10="urn:schemas-microsoft-com:office:word" xmlns:w="http://schemas.openxmlformats.org/wordprocessingml/2006/main" xmlns:w14="http://schemas.microsoft.com/office/word/2010/wordml" xmlns:w15="http://schemas.microsoft.com/office/word/2012/wordml" xmlns:w16cex="http://schemas.microsoft.com/office/word/2018/wordml/cex" xmlns:w16cid="http://schemas.microsoft.com/office/word/2016/wordml/cid" xmlns:w16="http://schemas.microsoft.com/office/word/2018/wordml" xmlns:w16du="http://schemas.microsoft.com/office/word/2023/wordml/word16du" xmlns:w16sdtdh="http://schemas.microsoft.com/office/word/2020/wordml/sdtdatahash" xmlns:w16sdtfl="http://schemas.microsoft.com/office/word/2024/wordml/sdtformatlock" xmlns:w16se="http://schemas.microsoft.com/office/word/2015/wordml/symex" xmlns:wpg="http://schemas.microsoft.com/office/word/2010/wordprocessingGroup" xmlns:wpi="http://schemas.microsoft.com/office/word/2010/wordprocessingInk" xmlns:wne="http://schemas.microsoft.com/office/word/2006/wordml" xmlns:wps="http://schemas.microsoft.com/office/word/2010/wordprocessingShape" mc:Ignorable="w14 w15 w16se w16cid w16 w16cex w16sdtdh w16sdtfl w16du wp14">
+  <w:p>
+    <w:pPr>
+      <w:pStyle w:val="Footer"/>
+      <w:rPr>
+        <w:i/>
+        <w:iCs/>
+      </w:rPr>
+    </w:pPr>
+    <w:r>
+      <w:rPr>
+        <w:i/>
+        <w:iCs/>
+      </w:rPr>
+      <w:t>Spoiled and Damaged Items.docx</w:t>
+    </w:r>
+    <w:r>
+      <w:rPr>
+        <w:i/>
+        <w:iCs/>
+      </w:rPr>
+      <w:tab/>
+    </w:r>
+    <w:r>
+      <w:rPr>
+        <w:i/>
+        <w:iCs/>
+      </w:rPr>
+      <w:tab/>
+    </w:r>
+    <w:r>
+      <w:rPr>
+        <w:i/>
+        <w:iCs/>
+      </w:rPr>
+      <w:t>5-23-2026</w:t>
+    </w:r>
+  </w:p>
+  <w:p>
+    <w:pPr>
+      <w:pStyle w:val="Footer"/>
+    </w:pPr>
+  </w:p>
+</w:ftr>
+</file>
+
+<file path=word/footer3.xml><?xml version="1.0" encoding="utf-8"?>
+<w:ftr xmlns:wpc="http://schemas.microsoft.com/office/word/2010/wordprocessingCanvas" xmlns:cx="http://schemas.microsoft.com/office/drawing/2014/chartex" xmlns:cx1="http://schemas.microsoft.com/office/drawing/2015/9/8/chartex" xmlns:cx2="http://schemas.microsoft.com/office/drawing/2015/10/21/chartex" xmlns:cx3="http://schemas.microsoft.com/office/drawing/2016/5/9/chartex" xmlns:cx4="http://schemas.microsoft.com/office/drawing/2016/5/10/chartex" xmlns:cx5="http://schemas.microsoft.com/office/drawing/2016/5/11/chartex" xmlns:cx6="http://schemas.microsoft.com/office/drawing/2016/5/12/chartex" xmlns:cx7="http://schemas.microsoft.com/office/drawing/2016/5/13/chartex" xmlns:cx8="http://schemas.microsoft.com/office/drawing/2016/5/14/chartex" xmlns:mc="http://schemas.openxmlformats.org/markup-compatibility/2006" xmlns:aink="http://schemas.microsoft.com/office/drawing/2016/ink" xmlns:am3d="http://schemas.microsoft.com/office/drawing/2017/model3d" xmlns:o="urn:schemas-microsoft-com:office:office" xmlns:oel="http://schemas.microsoft.com/office/2019/extlst" xmlns:r="http://schemas.openxmlformats.org/officeDocument/2006/relationships" xmlns:m="http://schemas.openxmlformats.org/officeDocument/2006/math" xmlns:v="urn:schemas-microsoft-com:vml" xmlns:wp14="http://schemas.microsoft.com/office/word/2010/wordprocessingDrawing" xmlns:wp="http://schemas.openxmlformats.org/drawingml/2006/wordprocessingDrawing" xmlns:w10="urn:schemas-microsoft-com:office:word" xmlns:w="http://schemas.openxmlformats.org/wordprocessingml/2006/main" xmlns:w14="http://schemas.microsoft.com/office/word/2010/wordml" xmlns:w15="http://schemas.microsoft.com/office/word/2012/wordml" xmlns:w16cex="http://schemas.microsoft.com/office/word/2018/wordml/cex" xmlns:w16cid="http://schemas.microsoft.com/office/word/2016/wordml/cid" xmlns:w16="http://schemas.microsoft.com/office/word/2018/wordml" xmlns:w16du="http://schemas.microsoft.com/office/word/2023/wordml/word16du" xmlns:w16sdtdh="http://schemas.microsoft.com/office/word/2020/wordml/sdtdatahash" xmlns:w16sdtfl="http://schemas.microsoft.com/office/word/2024/wordml/sdtformatlock" xmlns:w16se="http://schemas.microsoft.com/office/word/2015/wordml/symex" xmlns:wpg="http://schemas.microsoft.com/office/word/2010/wordprocessingGroup" xmlns:wpi="http://schemas.microsoft.com/office/word/2010/wordprocessingInk" xmlns:wne="http://schemas.microsoft.com/office/word/2006/wordml" xmlns:wps="http://schemas.microsoft.com/office/word/2010/wordprocessingShape" mc:Ignorable="w14 w15 w16se w16cid w16 w16cex w16sdtdh w16sdtfl w16du wp14">
+  <w:p>
+    <w:pPr>
+      <w:pStyle w:val="Footer"/>
+    </w:pPr>
+  </w:p>
+</w:ftr>
+</file>
+
+<file path=word/footnotes.xml><?xml version="1.0" encoding="utf-8"?>
+<w:footnotes xmlns:wpc="http://schemas.microsoft.com/office/word/2010/wordprocessingCanvas" xmlns:cx="http://schemas.microsoft.com/office/drawing/2014/chartex" xmlns:cx1="http://schemas.microsoft.com/office/drawing/2015/9/8/chartex" xmlns:cx2="http://schemas.microsoft.com/office/drawing/2015/10/21/chartex" xmlns:cx3="http://schemas.microsoft.com/office/drawing/2016/5/9/chartex" xmlns:cx4="http://schemas.microsoft.com/office/drawing/2016/5/10/chartex" xmlns:cx5="http://schemas.microsoft.com/office/drawing/2016/5/11/chartex" xmlns:cx6="http://schemas.microsoft.com/office/drawing/2016/5/12/chartex" xmlns:cx7="http://schemas.microsoft.com/office/drawing/2016/5/13/chartex" xmlns:cx8="http://schemas.microsoft.com/office/drawing/2016/5/14/chartex" xmlns:mc="http://schemas.openxmlformats.org/markup-compatibility/2006" xmlns:aink="http://schemas.microsoft.com/office/drawing/2016/ink" xmlns:am3d="http://schemas.microsoft.com/office/drawing/2017/model3d" xmlns:o="urn:schemas-microsoft-com:office:office" xmlns:oel="http://schemas.microsoft.com/office/2019/extlst" xmlns:r="http://schemas.openxmlformats.org/officeDocument/2006/relationships" xmlns:m="http://schemas.openxmlformats.org/officeDocument/2006/math" xmlns:v="urn:schemas-microsoft-com:vml" xmlns:wp14="http://schemas.microsoft.com/office/word/2010/wordprocessingDrawing" xmlns:wp="http://schemas.openxmlformats.org/drawingml/2006/wordprocessingDrawing" xmlns:w10="urn:schemas-microsoft-com:office:word" xmlns:w="http://schemas.openxmlformats.org/wordprocessingml/2006/main" xmlns:w14="http://schemas.microsoft.com/office/word/2010/wordml" xmlns:w15="http://schemas.microsoft.com/office/word/2012/wordml" xmlns:w16cex="http://schemas.microsoft.com/office/word/2018/wordml/cex" xmlns:w16cid="http://schemas.microsoft.com/office/word/2016/wordml/cid" xmlns:w16="http://schemas.microsoft.com/office/word/2018/wordml" xmlns:w16du="http://schemas.microsoft.com/office/word/2023/wordml/word16du" xmlns:w16sdtdh="http://schemas.microsoft.com/office/word/2020/wordml/sdtdatahash" xmlns:w16sdtfl="http://schemas.microsoft.com/office/word/2024/wordml/sdtformatlock" xmlns:w16se="http://schemas.microsoft.com/office/word/2015/wordml/symex" xmlns:wpg="http://schemas.microsoft.com/office/word/2010/wordprocessingGroup" xmlns:wpi="http://schemas.microsoft.com/office/word/2010/wordprocessingInk" xmlns:wne="http://schemas.microsoft.com/office/word/2006/wordml" xmlns:wps="http://schemas.microsoft.com/office/word/2010/wordprocessingShape" mc:Ignorable="w14 w15 w16se w16cid w16 w16cex w16sdtdh w16sdtfl w16du wp14">
+  <w:footnote w:type="separator" w:id="-1">
+    <w:p>
+      <w:pPr>
+        <w:spacing w:after="0" w:line="240" w:lineRule="auto"/>
+      </w:pPr>
+      <w:r>
+        <w:separator/>
+      </w:r>
+    </w:p>
+  </w:footnote>
+  <w:footnote w:type="continuationSeparator" w:id="0">
+    <w:p>
+      <w:pPr>
+        <w:spacing w:after="0" w:line="240" w:lineRule="auto"/>
+      </w:pPr>
+      <w:r>
+        <w:continuationSeparator/>
+      </w:r>
+    </w:p>
+  </w:footnote>
+</w:footnotes>
+</file>
+
+<file path=word/header1.xml><?xml version="1.0" encoding="utf-8"?>
+<w:hdr xmlns:wpc="http://schemas.microsoft.com/office/word/2010/wordprocessingCanvas" xmlns:cx="http://schemas.microsoft.com/office/drawing/2014/chartex" xmlns:cx1="http://schemas.microsoft.com/office/drawing/2015/9/8/chartex" xmlns:cx2="http://schemas.microsoft.com/office/drawing/2015/10/21/chartex" xmlns:cx3="http://schemas.microsoft.com/office/drawing/2016/5/9/chartex" xmlns:cx4="http://schemas.microsoft.com/office/drawing/2016/5/10/chartex" xmlns:cx5="http://schemas.microsoft.com/office/drawing/2016/5/11/chartex" xmlns:cx6="http://schemas.microsoft.com/office/drawing/2016/5/12/chartex" xmlns:cx7="http://schemas.microsoft.com/office/drawing/2016/5/13/chartex" xmlns:cx8="http://schemas.microsoft.com/office/drawing/2016/5/14/chartex" xmlns:mc="http://schemas.openxmlformats.org/markup-compatibility/2006" xmlns:aink="http://schemas.microsoft.com/office/drawing/2016/ink" xmlns:am3d="http://schemas.microsoft.com/office/drawing/2017/model3d" xmlns:o="urn:schemas-microsoft-com:office:office" xmlns:oel="http://schemas.microsoft.com/office/2019/extlst" xmlns:r="http://schemas.openxmlformats.org/officeDocument/2006/relationships" xmlns:m="http://schemas.openxmlformats.org/officeDocument/2006/math" xmlns:v="urn:schemas-microsoft-com:vml" xmlns:wp14="http://schemas.microsoft.com/office/word/2010/wordprocessingDrawing" xmlns:wp="http://schemas.openxmlformats.org/drawingml/2006/wordprocessingDrawing" xmlns:w10="urn:schemas-microsoft-com:office:word" xmlns:w="http://schemas.openxmlformats.org/wordprocessingml/2006/main" xmlns:w14="http://schemas.microsoft.com/office/word/2010/wordml" xmlns:w15="http://schemas.microsoft.com/office/word/2012/wordml" xmlns:w16cex="http://schemas.microsoft.com/office/word/2018/wordml/cex" xmlns:w16cid="http://schemas.microsoft.com/office/word/2016/wordml/cid" xmlns:w16="http://schemas.microsoft.com/office/word/2018/wordml" xmlns:w16du="http://schemas.microsoft.com/office/word/2023/wordml/word16du" xmlns:w16sdtdh="http://schemas.microsoft.com/office/word/2020/wordml/sdtdatahash" xmlns:w16sdtfl="http://schemas.microsoft.com/office/word/2024/wordml/sdtformatlock" xmlns:w16se="http://schemas.microsoft.com/office/word/2015/wordml/symex" xmlns:wpg="http://schemas.microsoft.com/office/word/2010/wordprocessingGroup" xmlns:wpi="http://schemas.microsoft.com/office/word/2010/wordprocessingInk" xmlns:wne="http://schemas.microsoft.com/office/word/2006/wordml" xmlns:wps="http://schemas.microsoft.com/office/word/2010/wordprocessingShape" mc:Ignorable="w14 w15 w16se w16cid w16 w16cex w16sdtdh w16sdtfl w16du wp14">
+  <w:p>
+    <w:pPr>
+      <w:pStyle w:val="Header"/>
+    </w:pPr>
+  </w:p>
+</w:hdr>
+</file>
+
+<file path=word/header2.xml><?xml version="1.0" encoding="utf-8"?>
+<w:hdr xmlns:wpc="http://schemas.microsoft.com/office/word/2010/wordprocessingCanvas" xmlns:cx="http://schemas.microsoft.com/office/drawing/2014/chartex" xmlns:cx1="http://schemas.microsoft.com/office/drawing/2015/9/8/chartex" xmlns:cx2="http://schemas.microsoft.com/office/drawing/2015/10/21/chartex" xmlns:cx3="http://schemas.microsoft.com/office/drawing/2016/5/9/chartex" xmlns:cx4="http://schemas.microsoft.com/office/drawing/2016/5/10/chartex" xmlns:cx5="http://schemas.microsoft.com/office/drawing/2016/5/11/chartex" xmlns:cx6="http://schemas.microsoft.com/office/drawing/2016/5/12/chartex" xmlns:cx7="http://schemas.microsoft.com/office/drawing/2016/5/13/chartex" xmlns:cx8="http://schemas.microsoft.com/office/drawing/2016/5/14/chartex" xmlns:mc="http://schemas.openxmlformats.org/markup-compatibility/2006" xmlns:aink="http://schemas.microsoft.com/office/drawing/2016/ink" xmlns:am3d="http://schemas.microsoft.com/office/drawing/2017/model3d" xmlns:o="urn:schemas-microsoft-com:office:office" xmlns:oel="http://schemas.microsoft.com/office/2019/extlst" xmlns:r="http://schemas.openxmlformats.org/officeDocument/2006/relationships" xmlns:m="http://schemas.openxmlformats.org/officeDocument/2006/math" xmlns:v="urn:schemas-microsoft-com:vml" xmlns:wp14="http://schemas.microsoft.com/office/word/2010/wordprocessingDrawing" xmlns:wp="http://schemas.openxmlformats.org/drawingml/2006/wordprocessingDrawing" xmlns:w10="urn:schemas-microsoft-com:office:word" xmlns:w="http://schemas.openxmlformats.org/wordprocessingml/2006/main" xmlns:w14="http://schemas.microsoft.com/office/word/2010/wordml" xmlns:w15="http://schemas.microsoft.com/office/word/2012/wordml" xmlns:w16cex="http://schemas.microsoft.com/office/word/2018/wordml/cex" xmlns:w16cid="http://schemas.microsoft.com/office/word/2016/wordml/cid" xmlns:w16="http://schemas.microsoft.com/office/word/2018/wordml" xmlns:w16du="http://schemas.microsoft.com/office/word/2023/wordml/word16du" xmlns:w16sdtdh="http://schemas.microsoft.com/office/word/2020/wordml/sdtdatahash" xmlns:w16sdtfl="http://schemas.microsoft.com/office/word/2024/wordml/sdtformatlock" xmlns:w16se="http://schemas.microsoft.com/office/word/2015/wordml/symex" xmlns:wpg="http://schemas.microsoft.com/office/word/2010/wordprocessingGroup" xmlns:wpi="http://schemas.microsoft.com/office/word/2010/wordprocessingInk" xmlns:wne="http://schemas.microsoft.com/office/word/2006/wordml" xmlns:wps="http://schemas.microsoft.com/office/word/2010/wordprocessingShape" mc:Ignorable="w14 w15 w16se w16cid w16 w16cex w16sdtdh w16sdtfl w16du wp14">
+  <w:p>
+    <w:pPr>
+      <w:pStyle w:val="Header"/>
+    </w:pPr>
+  </w:p>
+</w:hdr>
+</file>
+
+<file path=word/header3.xml><?xml version="1.0" encoding="utf-8"?>
+<w:hdr xmlns:wpc="http://schemas.microsoft.com/office/word/2010/wordprocessingCanvas" xmlns:cx="http://schemas.microsoft.com/office/drawing/2014/chartex" xmlns:cx1="http://schemas.microsoft.com/office/drawing/2015/9/8/chartex" xmlns:cx2="http://schemas.microsoft.com/office/drawing/2015/10/21/chartex" xmlns:cx3="http://schemas.microsoft.com/office/drawing/2016/5/9/chartex" xmlns:cx4="http://schemas.microsoft.com/office/drawing/2016/5/10/chartex" xmlns:cx5="http://schemas.microsoft.com/office/drawing/2016/5/11/chartex" xmlns:cx6="http://schemas.microsoft.com/office/drawing/2016/5/12/chartex" xmlns:cx7="http://schemas.microsoft.com/office/drawing/2016/5/13/chartex" xmlns:cx8="http://schemas.microsoft.com/office/drawing/2016/5/14/chartex" xmlns:mc="http://schemas.openxmlformats.org/markup-compatibility/2006" xmlns:aink="http://schemas.microsoft.com/office/drawing/2016/ink" xmlns:am3d="http://schemas.microsoft.com/office/drawing/2017/model3d" xmlns:o="urn:schemas-microsoft-com:office:office" xmlns:oel="http://schemas.microsoft.com/office/2019/extlst" xmlns:r="http://schemas.openxmlformats.org/officeDocument/2006/relationships" xmlns:m="http://schemas.openxmlformats.org/officeDocument/2006/math" xmlns:v="urn:schemas-microsoft-com:vml" xmlns:wp14="http://schemas.microsoft.com/office/word/2010/wordprocessingDrawing" xmlns:wp="http://schemas.openxmlformats.org/drawingml/2006/wordprocessingDrawing" xmlns:w10="urn:schemas-microsoft-com:office:word" xmlns:w="http://schemas.openxmlformats.org/wordprocessingml/2006/main" xmlns:w14="http://schemas.microsoft.com/office/word/2010/wordml" xmlns:w15="http://schemas.microsoft.com/office/word/2012/wordml" xmlns:w16cex="http://schemas.microsoft.com/office/word/2018/wordml/cex" xmlns:w16cid="http://schemas.microsoft.com/office/word/2016/wordml/cid" xmlns:w16="http://schemas.microsoft.com/office/word/2018/wordml" xmlns:w16du="http://schemas.microsoft.com/office/word/2023/wordml/word16du" xmlns:w16sdtdh="http://schemas.microsoft.com/office/word/2020/wordml/sdtdatahash" xmlns:w16sdtfl="http://schemas.microsoft.com/office/word/2024/wordml/sdtformatlock" xmlns:w16se="http://schemas.microsoft.com/office/word/2015/wordml/symex" xmlns:wpg="http://schemas.microsoft.com/office/word/2010/wordprocessingGroup" xmlns:wpi="http://schemas.microsoft.com/office/word/2010/wordprocessingInk" xmlns:wne="http://schemas.microsoft.com/office/word/2006/wordml" xmlns:wps="http://schemas.microsoft.com/office/word/2010/wordprocessingShape" mc:Ignorable="w14 w15 w16se w16cid w16 w16cex w16sdtdh w16sdtfl w16du wp14">
+  <w:p>
+    <w:pPr>
+      <w:pStyle w:val="Header"/>
+    </w:pPr>
+  </w:p>
+</w:hdr>
 </file>
 
 <file path=word/numbering.xml><?xml version="1.0" encoding="utf-8"?>
@@ -2318,6 +2510,50 @@
       <w:spacing w:val="5"/>
     </w:rPr>
   </w:style>
+  <w:style w:type="paragraph" w:styleId="Header">
+    <w:name w:val="header"/>
+    <w:basedOn w:val="Normal"/>
+    <w:link w:val="HeaderChar"/>
+    <w:uiPriority w:val="99"/>
+    <w:unhideWhenUsed/>
+    <w:rsid w:val="00D26999"/>
+    <w:pPr>
+      <w:tabs>
+        <w:tab w:val="center" w:pos="4680"/>
+        <w:tab w:val="right" w:pos="9360"/>
+      </w:tabs>
+      <w:spacing w:after="0" w:line="240" w:lineRule="auto"/>
+    </w:pPr>
+  </w:style>
+  <w:style w:type="character" w:customStyle="1" w:styleId="HeaderChar">
+    <w:name w:val="Header Char"/>
+    <w:basedOn w:val="DefaultParagraphFont"/>
+    <w:link w:val="Header"/>
+    <w:uiPriority w:val="99"/>
+    <w:rsid w:val="00D26999"/>
+  </w:style>
+  <w:style w:type="paragraph" w:styleId="Footer">
+    <w:name w:val="footer"/>
+    <w:basedOn w:val="Normal"/>
+    <w:link w:val="FooterChar"/>
+    <w:uiPriority w:val="99"/>
+    <w:unhideWhenUsed/>
+    <w:rsid w:val="00D26999"/>
+    <w:pPr>
+      <w:tabs>
+        <w:tab w:val="center" w:pos="4680"/>
+        <w:tab w:val="right" w:pos="9360"/>
+      </w:tabs>
+      <w:spacing w:after="0" w:line="240" w:lineRule="auto"/>
+    </w:pPr>
+  </w:style>
+  <w:style w:type="character" w:customStyle="1" w:styleId="FooterChar">
+    <w:name w:val="Footer Char"/>
+    <w:basedOn w:val="DefaultParagraphFont"/>
+    <w:link w:val="Footer"/>
+    <w:uiPriority w:val="99"/>
+    <w:rsid w:val="00D26999"/>
+  </w:style>
 </w:styles>
 </file>
 
